--- a/Note-key-other/note.docx
+++ b/Note-key-other/note.docx
@@ -1220,7 +1220,7 @@
           <w:sz w:val="20"/>
           <w:szCs w:val="20"/>
         </w:rPr>
-        <w:t>0</w:t>
+        <w:t>0x0 -0x400000 (đây hoàn toàn là địa chỉ ảo</w:t>
       </w:r>
       <w:r>
         <w:rPr>
@@ -1229,7 +1229,7 @@
           <w:sz w:val="20"/>
           <w:szCs w:val="20"/>
         </w:rPr>
-        <w:t xml:space="preserve">x0 </w:t>
+        <w:t>, và đoạn địa chỉ cũng không cố định</w:t>
       </w:r>
       <w:r>
         <w:rPr>
@@ -1238,51 +1238,6 @@
           <w:sz w:val="20"/>
           <w:szCs w:val="20"/>
         </w:rPr>
-        <w:t>-</w:t>
-      </w:r>
-      <w:r>
-        <w:rPr>
-          <w:rFonts w:ascii="Consolas" w:hAnsi="Consolas"/>
-          <w:color w:val="1F2328"/>
-          <w:sz w:val="20"/>
-          <w:szCs w:val="20"/>
-        </w:rPr>
-        <w:t>0x</w:t>
-      </w:r>
-      <w:r>
-        <w:rPr>
-          <w:rFonts w:ascii="Consolas" w:hAnsi="Consolas"/>
-          <w:color w:val="1F2328"/>
-          <w:sz w:val="20"/>
-          <w:szCs w:val="20"/>
-        </w:rPr>
-        <w:t>400000</w:t>
-      </w:r>
-      <w:r>
-        <w:rPr>
-          <w:rFonts w:ascii="Consolas" w:hAnsi="Consolas"/>
-          <w:color w:val="1F2328"/>
-          <w:sz w:val="20"/>
-          <w:szCs w:val="20"/>
-        </w:rPr>
-        <w:t xml:space="preserve"> (đây hoàn toàn là địa chỉ ảo</w:t>
-      </w:r>
-      <w:r>
-        <w:rPr>
-          <w:rFonts w:ascii="Consolas" w:hAnsi="Consolas"/>
-          <w:color w:val="1F2328"/>
-          <w:sz w:val="20"/>
-          <w:szCs w:val="20"/>
-        </w:rPr>
-        <w:t>, và đoạn địa chỉ cũng không cố định</w:t>
-      </w:r>
-      <w:r>
-        <w:rPr>
-          <w:rFonts w:ascii="Consolas" w:hAnsi="Consolas"/>
-          <w:color w:val="1F2328"/>
-          <w:sz w:val="20"/>
-          <w:szCs w:val="20"/>
-        </w:rPr>
         <w:t xml:space="preserve">) </w:t>
       </w:r>
       <w:r>
@@ -1328,15 +1283,7 @@
         <w:t>(</w:t>
       </w:r>
       <w:r>
-        <w:t>4MB</w:t>
-      </w:r>
-      <w:r>
-        <w:t xml:space="preserve"> ảo</w:t>
-      </w:r>
-      <w:bookmarkStart w:id="0" w:name="_GoBack"/>
-      <w:bookmarkEnd w:id="0"/>
-      <w:r>
-        <w:t>)</w:t>
+        <w:t>4MB ảo)</w:t>
       </w:r>
     </w:p>
     <w:p>
@@ -1390,6 +1337,7 @@
       </w:pPr>
       <w:r>
         <w:rPr>
+          <w:noProof/>
           <w:sz w:val="24"/>
           <w:szCs w:val="24"/>
         </w:rPr>
@@ -1830,6 +1778,7 @@
       </w:pPr>
       <w:r>
         <w:rPr>
+          <w:noProof/>
           <w:sz w:val="24"/>
           <w:szCs w:val="24"/>
         </w:rPr>
@@ -1926,16 +1875,10 @@
         <w:t>_start</w:t>
       </w:r>
       <w:r>
-        <w:t>).</w:t>
-      </w:r>
-      <w:r>
-        <w:t xml:space="preserve"> </w:t>
-      </w:r>
-      <w:r>
-        <w:t>(</w:t>
-      </w:r>
-      <w:r>
-        <w:t xml:space="preserve">Bốn byte "ma thuật" (magic bytes) ở đầu file: </w:t>
+        <w:t xml:space="preserve">). </w:t>
+      </w:r>
+      <w:r>
+        <w:t xml:space="preserve">(Bốn byte "ma thuật" (magic bytes) ở đầu file: </w:t>
       </w:r>
       <w:r>
         <w:rPr>
@@ -1976,13 +1919,7 @@
         <w:t>'F'</w:t>
       </w:r>
       <w:r>
-        <w:t>.</w:t>
-      </w:r>
-      <w:r>
-        <w:t xml:space="preserve"> </w:t>
-      </w:r>
-      <w:r>
-        <w:t>Các độ lệch (offsets) trong file dẫn đến bảng Program header (Phdr) và bảng Section header (Shdr). Bảng trước liệt kê các segment và bảng sau liệt kê các section trong file ELF.</w:t>
+        <w:t>. Các độ lệch (offsets) trong file dẫn đến bảng Program header (Phdr) và bảng Section header (Shdr). Bảng trước liệt kê các segment và bảng sau liệt kê các section trong file ELF.</w:t>
       </w:r>
     </w:p>
     <w:p>
@@ -2071,10 +2008,7 @@
         <w:t>/proc/$PID/maps</w:t>
       </w:r>
       <w:r>
-        <w:t>, dù code chương trình rất ngắ</w:t>
-      </w:r>
-      <w:r>
-        <w:t xml:space="preserve">n. Đó là vì MMU quản lí bộ nhớ </w:t>
+        <w:t xml:space="preserve">, dù code chương trình rất ngắn. Đó là vì MMU quản lí bộ nhớ </w:t>
       </w:r>
       <w:proofErr w:type="gramStart"/>
       <w:r>
@@ -2606,6 +2540,7 @@
       </w:pPr>
       <w:r>
         <w:rPr>
+          <w:noProof/>
           <w:sz w:val="24"/>
           <w:szCs w:val="24"/>
         </w:rPr>
@@ -2653,6 +2588,7 @@
       </w:r>
       <w:r>
         <w:rPr>
+          <w:noProof/>
           <w:sz w:val="24"/>
           <w:szCs w:val="24"/>
         </w:rPr>
@@ -2700,10 +2636,7 @@
       </w:r>
       <w:proofErr w:type="gramEnd"/>
       <w:r>
-        <w:t xml:space="preserve"> là toàn bộ các header của file thực thi ELF để nói cho OS biết cách sử dụng chương trình này, cùng tất cả các siêu dữ liệu (metadata)</w:t>
-      </w:r>
-      <w:r>
-        <w:t>.</w:t>
+        <w:t xml:space="preserve"> là toàn bộ các header của file thực thi ELF để nói cho OS biết cách sử dụng chương trình này, cùng tất cả các siêu dữ liệu (metadata).</w:t>
       </w:r>
     </w:p>
     <w:p/>
@@ -2720,6 +2653,9 @@
     </w:p>
     <w:p>
       <w:r>
+        <w:rPr>
+          <w:noProof/>
+        </w:rPr>
         <w:drawing>
           <wp:inline distT="0" distB="0" distL="0" distR="0" wp14:anchorId="2DB2DDC9" wp14:editId="6E207849">
             <wp:extent cx="4699221" cy="1954996"/>
@@ -3183,6 +3119,46 @@
           <w:szCs w:val="24"/>
         </w:rPr>
       </w:pPr>
+      <w:r>
+        <w:rPr>
+          <w:sz w:val="24"/>
+          <w:szCs w:val="24"/>
+        </w:rPr>
+        <w:t>Các lỗi trong runtime, compile time, lỗi segment fault, khác nhau malloc và calloc, trong malloc chứa gì, có 2 file</w:t>
+      </w:r>
+      <w:r>
+        <w:rPr>
+          <w:sz w:val="24"/>
+          <w:szCs w:val="24"/>
+        </w:rPr>
+        <w:t xml:space="preserve"> cùng dùng hàm printf, các printf gọi, scanf gọi</w:t>
+      </w:r>
+    </w:p>
+    <w:p>
+      <w:pPr>
+        <w:rPr>
+          <w:sz w:val="24"/>
+          <w:szCs w:val="24"/>
+        </w:rPr>
+      </w:pPr>
+    </w:p>
+    <w:p>
+      <w:pPr>
+        <w:rPr>
+          <w:sz w:val="24"/>
+          <w:szCs w:val="24"/>
+        </w:rPr>
+      </w:pPr>
+    </w:p>
+    <w:p>
+      <w:pPr>
+        <w:rPr>
+          <w:sz w:val="24"/>
+          <w:szCs w:val="24"/>
+        </w:rPr>
+      </w:pPr>
+      <w:bookmarkStart w:id="0" w:name="_GoBack"/>
+      <w:bookmarkEnd w:id="0"/>
     </w:p>
     <w:sectPr>
       <w:pgSz w:w="12240" w:h="15840"/>
